--- a/день2.docx
+++ b/день2.docx
@@ -98,7 +98,259 @@
         </w:rPr>
       </w:pPr>
     </w:p>
-    <w:p/>
+    <w:p>
+      <w:pPr>
+        <w:rPr>
+          <w:lang w:val="en-US"/>
+        </w:rPr>
+      </w:pPr>
+      <w:r>
+        <w:t>Создал</w:t>
+      </w:r>
+      <w:r>
+        <w:rPr>
+          <w:lang w:val="en-US"/>
+        </w:rPr>
+        <w:t xml:space="preserve"> </w:t>
+      </w:r>
+      <w:r>
+        <w:rPr>
+          <w:lang w:val="en-US"/>
+        </w:rPr>
+        <w:t>HTML</w:t>
+      </w:r>
+      <w:r>
+        <w:rPr>
+          <w:lang w:val="en-US"/>
+        </w:rPr>
+        <w:t xml:space="preserve"> </w:t>
+      </w:r>
+      <w:r>
+        <w:t>файл</w:t>
+      </w:r>
+      <w:r>
+        <w:rPr>
+          <w:lang w:val="en-US"/>
+        </w:rPr>
+        <w:t xml:space="preserve"> </w:t>
+      </w:r>
+      <w:r>
+        <w:rPr>
+          <w:lang w:val="en-US"/>
+        </w:rPr>
+        <w:t>Index</w:t>
+      </w:r>
+      <w:r>
+        <w:rPr>
+          <w:lang w:val="en-US"/>
+        </w:rPr>
+        <w:t>.</w:t>
+      </w:r>
+      <w:r>
+        <w:rPr>
+          <w:lang w:val="en-US"/>
+        </w:rPr>
+        <w:t>html</w:t>
+      </w:r>
+      <w:r>
+        <w:rPr>
+          <w:lang w:val="en-US"/>
+        </w:rPr>
+        <w:t xml:space="preserve"> </w:t>
+      </w:r>
+      <w:r>
+        <w:t>и</w:t>
+      </w:r>
+      <w:r>
+        <w:rPr>
+          <w:lang w:val="en-US"/>
+        </w:rPr>
+        <w:t xml:space="preserve"> </w:t>
+      </w:r>
+      <w:r>
+        <w:t>добавил</w:t>
+      </w:r>
+      <w:r>
+        <w:rPr>
+          <w:lang w:val="en-US"/>
+        </w:rPr>
+        <w:t xml:space="preserve"> </w:t>
+      </w:r>
+      <w:proofErr w:type="spellStart"/>
+      <w:r>
+        <w:rPr>
+          <w:lang w:val="en-US"/>
+        </w:rPr>
+        <w:t>htmlx</w:t>
+      </w:r>
+      <w:proofErr w:type="spellEnd"/>
+      <w:r>
+        <w:rPr>
+          <w:lang w:val="en-US"/>
+        </w:rPr>
+        <w:t xml:space="preserve"> </w:t>
+      </w:r>
+    </w:p>
+    <w:p>
+      <w:pPr>
+        <w:rPr>
+          <w:lang w:val="en-US"/>
+        </w:rPr>
+      </w:pPr>
+      <w:r>
+        <w:rPr>
+          <w:lang w:val="en-US"/>
+        </w:rPr>
+        <w:t xml:space="preserve">&lt;script </w:t>
+      </w:r>
+      <w:proofErr w:type="spellStart"/>
+      <w:r>
+        <w:rPr>
+          <w:lang w:val="en-US"/>
+        </w:rPr>
+        <w:t>src</w:t>
+      </w:r>
+      <w:proofErr w:type="spellEnd"/>
+      <w:r>
+        <w:rPr>
+          <w:lang w:val="en-US"/>
+        </w:rPr>
+        <w:t>="https://unpkg.com/htmx.org@1.9.10"&gt;&lt;/script&gt;</w:t>
+      </w:r>
+    </w:p>
+    <w:p>
+      <w:r>
+        <w:t xml:space="preserve">В документации к </w:t>
+      </w:r>
+      <w:r>
+        <w:rPr>
+          <w:lang w:val="en-US"/>
+        </w:rPr>
+        <w:t>HTMLX</w:t>
+      </w:r>
+      <w:r>
+        <w:t xml:space="preserve"> </w:t>
+      </w:r>
+      <w:r>
+        <w:t xml:space="preserve">нашёл, как давать </w:t>
+      </w:r>
+      <w:proofErr w:type="spellStart"/>
+      <w:r>
+        <w:rPr>
+          <w:lang w:val="en-US"/>
+        </w:rPr>
+        <w:t>api</w:t>
+      </w:r>
+      <w:proofErr w:type="spellEnd"/>
+      <w:r>
+        <w:t xml:space="preserve"> запрос с использованием </w:t>
+      </w:r>
+      <w:r>
+        <w:t>/</w:t>
+      </w:r>
+      <w:proofErr w:type="spellStart"/>
+      <w:r>
+        <w:t>upload</w:t>
+      </w:r>
+      <w:proofErr w:type="spellEnd"/>
+    </w:p>
+    <w:p>
+      <w:r>
+        <w:t xml:space="preserve">Написал функцию, что принимает запрос </w:t>
+      </w:r>
+      <w:r>
+        <w:rPr>
+          <w:lang w:val="en-US"/>
+        </w:rPr>
+        <w:t>upload</w:t>
+      </w:r>
+      <w:r>
+        <w:t xml:space="preserve"> и принимает Файл и возвращает лишь имя файла, для теста. В </w:t>
+      </w:r>
+      <w:r>
+        <w:t xml:space="preserve">обычной строке прописываю на возврат </w:t>
+      </w:r>
+      <w:proofErr w:type="spellStart"/>
+      <w:r>
+        <w:t>FileResponse</w:t>
+      </w:r>
+      <w:proofErr w:type="spellEnd"/>
+      <w:r>
+        <w:t>('</w:t>
+      </w:r>
+      <w:proofErr w:type="spellStart"/>
+      <w:r>
+        <w:t>serverlogic</w:t>
+      </w:r>
+      <w:proofErr w:type="spellEnd"/>
+      <w:r>
+        <w:t>/index.html')</w:t>
+      </w:r>
+      <w:r>
+        <w:t xml:space="preserve">, чтоб открывалась эта страница. Пробую запустить, и мне пишется ошибка о отсутствии </w:t>
+      </w:r>
+      <w:proofErr w:type="spellStart"/>
+      <w:r>
+        <w:t>python-multipart</w:t>
+      </w:r>
+      <w:proofErr w:type="spellEnd"/>
+    </w:p>
+    <w:p>
+      <w:r>
+        <w:t xml:space="preserve">Для работы с </w:t>
+      </w:r>
+      <w:proofErr w:type="spellStart"/>
+      <w:r>
+        <w:t>пайтоном</w:t>
+      </w:r>
+      <w:proofErr w:type="spellEnd"/>
+      <w:r>
+        <w:t xml:space="preserve"> мне нужно будет установить библиотеку </w:t>
+      </w:r>
+      <w:proofErr w:type="spellStart"/>
+      <w:r>
+        <w:t>multipart</w:t>
+      </w:r>
+      <w:proofErr w:type="spellEnd"/>
+      <w:r>
+        <w:t xml:space="preserve">, добавляю её в </w:t>
+      </w:r>
+      <w:r>
+        <w:t>requirements.txt</w:t>
+      </w:r>
+      <w:r>
+        <w:t xml:space="preserve"> и запускаю вновь</w:t>
+      </w:r>
+      <w:r>
+        <w:t xml:space="preserve">. Теперь на странице есть пустой </w:t>
+      </w:r>
+      <w:r>
+        <w:rPr>
+          <w:lang w:val="en-US"/>
+        </w:rPr>
+        <w:t>html</w:t>
+      </w:r>
+      <w:r>
+        <w:t xml:space="preserve"> </w:t>
+      </w:r>
+      <w:proofErr w:type="spellStart"/>
+      <w:r>
+        <w:t>снопкой</w:t>
+      </w:r>
+      <w:proofErr w:type="spellEnd"/>
+      <w:r>
+        <w:t xml:space="preserve"> обзор файла, </w:t>
+      </w:r>
+      <w:r>
+        <w:rPr>
+          <w:lang w:val="en-US"/>
+        </w:rPr>
+        <w:t>Upload</w:t>
+      </w:r>
+      <w:r>
+        <w:t xml:space="preserve"> и прогресс баром.  </w:t>
+      </w:r>
+    </w:p>
     <w:p/>
     <w:p/>
     <w:sectPr>

--- a/день2.docx
+++ b/день2.docx
@@ -3,6 +3,11 @@
 <w:document xmlns:wpc="http://schemas.microsoft.com/office/word/2010/wordprocessingCanvas" xmlns:cx="http://schemas.microsoft.com/office/drawing/2014/chartex" xmlns:cx1="http://schemas.microsoft.com/office/drawing/2015/9/8/chartex" xmlns:cx2="http://schemas.microsoft.com/office/drawing/2015/10/21/chartex" xmlns:cx3="http://schemas.microsoft.com/office/drawing/2016/5/9/chartex" xmlns:cx4="http://schemas.microsoft.com/office/drawing/2016/5/10/chartex" xmlns:cx5="http://schemas.microsoft.com/office/drawing/2016/5/11/chartex" xmlns:cx6="http://schemas.microsoft.com/office/drawing/2016/5/12/chartex" xmlns:cx7="http://schemas.microsoft.com/office/drawing/2016/5/13/chartex" xmlns:cx8="http://schemas.microsoft.com/office/drawing/2016/5/14/chartex" xmlns:mc="http://schemas.openxmlformats.org/markup-compatibility/2006" xmlns:aink="http://schemas.microsoft.com/office/drawing/2016/ink" xmlns:am3d="http://schemas.microsoft.com/office/drawing/2017/model3d" xmlns:o="urn:schemas-microsoft-com:office:office" xmlns:r="http://schemas.openxmlformats.org/officeDocument/2006/relationships" xmlns:m="http://schemas.openxmlformats.org/officeDocument/2006/math" xmlns:v="urn:schemas-microsoft-com:vml" xmlns:wp14="http://schemas.microsoft.com/office/word/2010/wordprocessingDrawing" xmlns:wp="http://schemas.openxmlformats.org/drawingml/2006/wordprocessingDrawing" xmlns:w10="urn:schemas-microsoft-com:office:word" xmlns:w="http://schemas.openxmlformats.org/wordprocessingml/2006/main" xmlns:w14="http://schemas.microsoft.com/office/word/2010/wordml" xmlns:w15="http://schemas.microsoft.com/office/word/2012/wordml" xmlns:w16cex="http://schemas.microsoft.com/office/word/2018/wordml/cex" xmlns:w16cid="http://schemas.microsoft.com/office/word/2016/wordml/cid" xmlns:w16="http://schemas.microsoft.com/office/word/2018/wordml" xmlns:w16sdtdh="http://schemas.microsoft.com/office/word/2020/wordml/sdtdatahash" xmlns:w16se="http://schemas.microsoft.com/office/word/2015/wordml/symex" xmlns:wpg="http://schemas.microsoft.com/office/word/2010/wordprocessingGroup" xmlns:wpi="http://schemas.microsoft.com/office/word/2010/wordprocessingInk" xmlns:wne="http://schemas.microsoft.com/office/word/2006/wordml" xmlns:wps="http://schemas.microsoft.com/office/word/2010/wordprocessingShape" mc:Ignorable="w14 w15 w16se w16cid w16 w16cex w16sdtdh wp14">
   <w:body>
     <w:p>
+      <w:pPr>
+        <w:rPr>
+          <w:lang w:val="en-US"/>
+        </w:rPr>
+      </w:pPr>
       <w:r>
         <w:t>Добавил</w:t>
       </w:r>
@@ -351,6 +356,154 @@
         <w:t xml:space="preserve"> и прогресс баром.  </w:t>
       </w:r>
     </w:p>
+    <w:p>
+      <w:r>
+        <w:t xml:space="preserve">Затем, </w:t>
+      </w:r>
+      <w:proofErr w:type="spellStart"/>
+      <w:r>
+        <w:t>роеализовал</w:t>
+      </w:r>
+      <w:proofErr w:type="spellEnd"/>
+      <w:r>
+        <w:t xml:space="preserve"> проверку на то, является ли это </w:t>
+      </w:r>
+      <w:proofErr w:type="spellStart"/>
+      <w:r>
+        <w:t>Зип</w:t>
+      </w:r>
+      <w:proofErr w:type="spellEnd"/>
+      <w:r>
+        <w:t xml:space="preserve"> Архивом или </w:t>
+      </w:r>
+      <w:proofErr w:type="spellStart"/>
+      <w:r>
+        <w:t>xsd</w:t>
+      </w:r>
+      <w:proofErr w:type="spellEnd"/>
+      <w:r>
+        <w:t xml:space="preserve"> </w:t>
+      </w:r>
+      <w:r>
+        <w:t xml:space="preserve">файлом. Через </w:t>
+      </w:r>
+      <w:r>
+        <w:rPr>
+          <w:lang w:val="en-US"/>
+        </w:rPr>
+        <w:t>Z</w:t>
+      </w:r>
+      <w:proofErr w:type="spellStart"/>
+      <w:r>
+        <w:t>ipfile</w:t>
+      </w:r>
+      <w:proofErr w:type="spellEnd"/>
+      <w:r>
+        <w:t xml:space="preserve">  и </w:t>
+      </w:r>
+      <w:proofErr w:type="spellStart"/>
+      <w:r>
+        <w:t>BytesIO</w:t>
+      </w:r>
+      <w:proofErr w:type="spellEnd"/>
+      <w:r>
+        <w:t xml:space="preserve"> добавил функцию распаковки файла в памяти компьютера и поиск файла </w:t>
+      </w:r>
+      <w:r>
+        <w:rPr>
+          <w:lang w:val="en-US"/>
+        </w:rPr>
+        <w:t>json</w:t>
+      </w:r>
+      <w:r>
+        <w:t xml:space="preserve">. В ответ выход лишь названия файлов и </w:t>
+      </w:r>
+      <w:r>
+        <w:rPr>
+          <w:lang w:val="en-US"/>
+        </w:rPr>
+        <w:t>json</w:t>
+      </w:r>
+      <w:r>
+        <w:t xml:space="preserve"> файла, если архив. Или 1 </w:t>
+      </w:r>
+      <w:proofErr w:type="spellStart"/>
+      <w:r>
+        <w:t>xsd</w:t>
+      </w:r>
+      <w:proofErr w:type="spellEnd"/>
+      <w:r>
+        <w:t xml:space="preserve"> </w:t>
+      </w:r>
+      <w:r>
+        <w:t xml:space="preserve">названия файла. </w:t>
+      </w:r>
+    </w:p>
+    <w:p>
+      <w:r>
+        <w:t xml:space="preserve">Так же, реализовал просмотр </w:t>
+      </w:r>
+      <w:r>
+        <w:rPr>
+          <w:lang w:val="en-US"/>
+        </w:rPr>
+        <w:t>json</w:t>
+      </w:r>
+      <w:r>
+        <w:t xml:space="preserve"> файла через </w:t>
+      </w:r>
+      <w:r>
+        <w:rPr>
+          <w:lang w:val="en-US"/>
+        </w:rPr>
+        <w:t>json</w:t>
+      </w:r>
+      <w:r>
+        <w:t>.</w:t>
+      </w:r>
+      <w:r>
+        <w:rPr>
+          <w:lang w:val="en-US"/>
+        </w:rPr>
+        <w:t>loads</w:t>
+      </w:r>
+      <w:r>
+        <w:t>(</w:t>
+      </w:r>
+      <w:proofErr w:type="spellStart"/>
+      <w:r>
+        <w:rPr>
+          <w:lang w:val="en-US"/>
+        </w:rPr>
+        <w:t>myzip</w:t>
+      </w:r>
+      <w:proofErr w:type="spellEnd"/>
+      <w:r>
+        <w:t>.</w:t>
+      </w:r>
+      <w:r>
+        <w:rPr>
+          <w:lang w:val="en-US"/>
+        </w:rPr>
+        <w:t>read</w:t>
+      </w:r>
+      <w:r>
+        <w:t>(</w:t>
+      </w:r>
+      <w:proofErr w:type="spellStart"/>
+      <w:r>
+        <w:rPr>
+          <w:lang w:val="en-US"/>
+        </w:rPr>
+        <w:t>jsonfile</w:t>
+      </w:r>
+      <w:proofErr w:type="spellEnd"/>
+      <w:r>
+        <w:t>))</w:t>
+      </w:r>
+    </w:p>
+    <w:p/>
+    <w:p/>
     <w:p/>
     <w:p/>
     <w:sectPr>
